--- a/docs/customer-documents/orgcomp-series/federal-orgcomp-governance-ownership-model.docx
+++ b/docs/customer-documents/orgcomp-series/federal-orgcomp-governance-ownership-model.docx
@@ -2,13 +2,13 @@
 <file path=word/document.xml><?xml version="1.0" encoding="utf-8"?>
 <w:document xmlns:w="http://schemas.openxmlformats.org/wordprocessingml/2006/main" xmlns:m="http://schemas.openxmlformats.org/officeDocument/2006/math" xmlns:r="http://schemas.openxmlformats.org/officeDocument/2006/relationships" xmlns:o="urn:schemas-microsoft-com:office:office" xmlns:v="urn:schemas-microsoft-com:vml" xmlns:w10="urn:schemas-microsoft-com:office:word" xmlns:a="http://schemas.openxmlformats.org/drawingml/2006/main" xmlns:pic="http://schemas.openxmlformats.org/drawingml/2006/picture" xmlns:wp="http://schemas.openxmlformats.org/drawingml/2006/wordprocessingDrawing">
   <w:body>
-    <w:bookmarkStart w:id="14" w:name="X695a45eebfe4c34833a02b313a7982c9cc1b1e3"/>
+    <w:bookmarkStart w:id="14" w:name="Xe6ea2147c675ca558a2d2f59817aff3e051d4a7"/>
     <w:p>
       <w:pPr>
         <w:pStyle w:val="Heading1"/>
       </w:pPr>
       <w:r>
-        <w:t xml:space="preserve">Federal AAN — Governance &amp; Ownership Model (Adoption Artifact)</w:t>
+        <w:t xml:space="preserve">Federal OrgComp — Governance &amp; Ownership Model (Adoption Artifact)</w:t>
       </w:r>
     </w:p>
     <w:p>
@@ -38,7 +38,7 @@
         <w:t xml:space="preserve"> </w:t>
       </w:r>
       <w:r>
-        <w:t xml:space="preserve">2026-07-07 15:05 ET</w:t>
+        <w:t xml:space="preserve">2026-07-27 09:38 ET</w:t>
       </w:r>
     </w:p>
     <w:p>
@@ -62,7 +62,7 @@
         <w:pStyle w:val="FirstParagraph"/>
       </w:pPr>
       <w:r>
-        <w:t xml:space="preserve">The AAN series deliberately describes</w:t>
+        <w:t xml:space="preserve">The OrgComp series deliberately describes</w:t>
       </w:r>
       <w:r>
         <w:t xml:space="preserve"> </w:t>
@@ -2720,7 +2720,7 @@
           <w:i/>
           <w:iCs/>
         </w:rPr>
-        <w:t xml:space="preserve">ratification. Component names reflect the roles used throughout the AAN</w:t>
+        <w:t xml:space="preserve">ratification. Component names reflect the roles used throughout the OrgComp</w:t>
       </w:r>
       <w:r>
         <w:rPr>
